--- a/Seminario de Sistemas/Kit docente/Proyecto Integrador/Guia Docente PI - Seminario de Sistemas.docx
+++ b/Seminario de Sistemas/Kit docente/Proyecto Integrador/Guia Docente PI - Seminario de Sistemas.docx
@@ -436,7 +436,7 @@
                 <w:color w:val="2B2B2B"/>
                 <w:sz w:val="20"/>
               </w:rPr>
-              <w:t>Cierra la entrega en ExamLab, en la fecha y la hora que usted publique: cada integrante sube el .zip + enlace del equipo</w:t>
+              <w:t>Cierra la entrega en ExamLab, en la fecha y la hora que usted publique: uno de los integrantes sube el .zip y queda para todo el equipo</w:t>
             </w:r>
           </w:p>
         </w:tc>
@@ -586,7 +586,7 @@
           <w:color w:val="2B2B2B"/>
           <w:sz w:val="22"/>
         </w:rPr>
-        <w:t>Plazo unico en ExamLab: el que usted publique alli, el mismo para todos los grupos. Un solo archivo .zip —dentro puede ir cualquier tipo de archivo; maximo 50 MB—, y la carpeta de Drive del equipo o el repositorio, con los mismos archivos (obligatorio). Los estudiantes tienen la carpeta «Plantilla de entrega» con la forma exacta del .zip.</w:t>
+        <w:t>Plazo unico en ExamLab: el que usted publique alli, el mismo para todos los grupos. Un solo archivo .zip —dentro puede ir cualquier tipo de archivo; maximo 50 MB—, sin enlace: el campo de enlace de ExamLab esta apagado y todo va dentro del .zip. Los estudiantes tienen la carpeta «Plantilla de entrega» con la forma exacta del .zip.</w:t>
       </w:r>
     </w:p>
     <w:p>
@@ -610,7 +610,7 @@
           <w:color w:val="2B2B2B"/>
           <w:sz w:val="22"/>
         </w:rPr>
-        <w:t>Cada integrante sube la entrega del equipo</w:t>
+        <w:t>Uno de los integrantes sube la entrega del equipo</w:t>
       </w:r>
       <w:r>
         <w:rPr>
@@ -619,7 +619,7 @@
           <w:color w:val="2B2B2B"/>
           <w:sz w:val="22"/>
         </w:rPr>
-        <w:t xml:space="preserve"> desde su propia cuenta: el mismo .zip y el mismo enlace; una sola entrega por estudiante.</w:t>
+        <w:t xml:space="preserve"> en ExamLab y queda para todos.</w:t>
       </w:r>
     </w:p>
     <w:p>
